--- a/templates/alquiler.docx
+++ b/templates/alquiler.docx
@@ -16,7 +16,7 @@
           <w:szCs w:val="26"/>
         </w:rPr>
       </w:pPr>
-      <w:bookmarkStart w:colFirst="0" w:colLast="0" w:name="_heading=h.rsc07i5snq5i" w:id="0"/>
+      <w:bookmarkStart w:colFirst="0" w:colLast="0" w:name="_heading=h.6eppdt2j3k8s" w:id="0"/>
       <w:bookmarkEnd w:id="0"/>
       <w:r>
         <w:rPr>
@@ -115,7 +115,7 @@
         <w:rPr>
           <w:rtl w:val="0"/>
         </w:rPr>
-        <w:t xml:space="preserve">${DOMICILIO_ARRENDATARIO} , portador de la cédula de identidad número ${CEDULA_ARRENDATARIO}, casado con${CONYUGE_ARRENDATARIO}, con número telefónico ${TELEFONO_ARRENDATARIO}, en adelante denominado "EL ARRENDATARIO".</w:t>
+        <w:t xml:space="preserve">${DOMICILIO_ARRENDATARIO} , portador de la cédula de identidad número ${CEDULA_ARRENDATARIO}, casado con ${CONYUGE_ARRENDATARIO}, con número telefónico ${TELEFONO_ARRENDATARIO}, en adelante denominado "EL ARRENDATARIO".</w:t>
       </w:r>
     </w:p>
     <w:p>
@@ -185,7 +185,7 @@
         <w:rPr>
           <w:rtl w:val="0"/>
         </w:rPr>
-        <w:t xml:space="preserve">El plazo de este contrato será de ${PLAZO_MESES} meses, iniciando el día ${FECHA_INICIO} y finalizando el día ${FECHA_FIN}.</w:t>
+        <w:t xml:space="preserve">El plazo de este contrato será de ${PLAZO_MESES} meses, iniciando el día ${FECHA_INICIO:fecha} y finalizando el día ${FECHA_FIN:fecha}.</w:t>
       </w:r>
     </w:p>
     <w:p>
@@ -220,6 +220,18 @@
     <w:p>
       <w:pPr>
         <w:spacing w:after="240" w:lineRule="auto"/>
+        <w:rPr/>
+      </w:pPr>
+      <w:r>
+        <w:rPr>
+          <w:rtl w:val="0"/>
+        </w:rPr>
+        <w:t xml:space="preserve">${#if CON_CUARTA}</w:t>
+      </w:r>
+    </w:p>
+    <w:p>
+      <w:pPr>
+        <w:spacing w:after="240" w:lineRule="auto"/>
         <w:rPr>
           <w:b w:val="1"/>
           <w:bCs w:val="1"/>
@@ -243,74 +255,19 @@
         <w:rPr>
           <w:rtl w:val="0"/>
         </w:rPr>
-        <w:t xml:space="preserve">En este acto, EL ARRENDATARIO entrega a EL ARRENDADOR la suma de ${MONTO_DEPOSITO} en calidad de depósito en garantía para responder por eventuales daños o deudas de servicios públicos.</w:t>
-      </w:r>
-    </w:p>
-    <w:p>
-      <w:pPr>
-        <w:spacing w:after="240" w:lineRule="auto"/>
-        <w:rPr/>
-      </w:pPr>
-      <w:r>
-        <w:rPr>
-          <w:rtl w:val="0"/>
-        </w:rPr>
-        <w:t xml:space="preserve">${#if CON_QUINTA}</w:t>
-      </w:r>
-    </w:p>
-    <w:p>
-      <w:pPr>
-        <w:spacing w:after="240" w:lineRule="auto"/>
-        <w:rPr>
-          <w:b w:val="1"/>
-          <w:bCs w:val="1"/>
-        </w:rPr>
-      </w:pPr>
-      <w:r>
-        <w:rPr>
-          <w:b w:val="1"/>
-          <w:bCs w:val="1"/>
-          <w:rtl w:val="0"/>
-        </w:rPr>
-        <w:t xml:space="preserve">QUINTA: DEPÓSITO EN GARANTÍA.</w:t>
-      </w:r>
-    </w:p>
-    <w:p>
-      <w:pPr>
-        <w:spacing w:after="240" w:lineRule="auto"/>
-        <w:rPr/>
-      </w:pPr>
-      <w:r>
-        <w:rPr>
-          <w:rtl w:val="0"/>
-        </w:rPr>
-        <w:t xml:space="preserve">En este acto, EL ARRENDATARIO entrega a EL ARRENDADOR la suma de ${MONTO_DEPOSITO} en calidad de depósito en garantía para responder por eventuales daños o deudas de servicios públicos.</w:t>
-      </w:r>
-    </w:p>
-    <w:p>
-      <w:pPr>
-        <w:spacing w:after="240" w:lineRule="auto"/>
-        <w:rPr/>
-      </w:pPr>
-      <w:r>
-        <w:rPr>
-          <w:rtl w:val="0"/>
-        </w:rPr>
-        <w:t xml:space="preserve">${/ìf}</w:t>
-      </w:r>
-    </w:p>
-    <w:p>
-      <w:pPr>
-        <w:spacing w:after="240" w:lineRule="auto"/>
-        <w:rPr>
-          <w:b w:val="1"/>
-          <w:bCs w:val="1"/>
-        </w:rPr>
-      </w:pPr>
-      <w:r>
-        <w:rPr>
-          <w:rtl w:val="0"/>
-        </w:rPr>
+        <w:t xml:space="preserve">En este acto, EL ARRENDATARIO entrega a EL ARRENDADOR la suma de ${MONTO_DEPOSITO:letras} en calidad de depósito en garantía para responder por eventuales daños o deudas de servicios públicos.</w:t>
+      </w:r>
+    </w:p>
+    <w:p>
+      <w:pPr>
+        <w:spacing w:after="240" w:lineRule="auto"/>
+        <w:rPr/>
+      </w:pPr>
+      <w:r>
+        <w:rPr>
+          <w:rtl w:val="0"/>
+        </w:rPr>
+        <w:t xml:space="preserve">${/if}</w:t>
       </w:r>
     </w:p>
     <w:p>
@@ -338,7 +295,7 @@
         <w:rPr>
           <w:rtl w:val="0"/>
         </w:rPr>
-        <w:t xml:space="preserve">${CIUDAD_FIRMA}, el día ${FECHA_FIRMA}.</w:t>
+        <w:t xml:space="preserve">${CIUDAD_FIRMA}, el día ${FECHA_FIRMA:fecha}.</w:t>
       </w:r>
     </w:p>
     <w:p>
@@ -911,7 +868,7 @@
 
 <file path=customXML/item1.xml><?xml version="1.0" encoding="utf-8"?>
 <go:gDocsCustomXmlDataStorage xmlns:go="http://customooxmlschemas.google.com/" xmlns:r="http://schemas.openxmlformats.org/officeDocument/2006/relationships" uri="GoogleDocsCustomDataVersion2">
-  <go:docsCustomData xmlns:go="http://customooxmlschemas.google.com/" roundtripDataSignature="AMtx7mgTg8861r/khP6J170+0Wy1h91HuA==">CgMxLjAyDmgucnNjMDdpNXNucTVpOAByITFISG4tYXU5RDJHMDU0UHN1RmFXZXV1U2JRX2tpQ2trSg==</go:docsCustomData>
+  <go:docsCustomData xmlns:go="http://customooxmlschemas.google.com/" roundtripDataSignature="AMtx7mgKoJfKjzNFVXOhF+Ptolus3hjTEQ==">CgMxLjAyDmguNmVwcGR0MmozazhzOAByITFISG4tYXU5RDJHMDU0UHN1RmFXZXV1U2JRX2tpQ2trSg==</go:docsCustomData>
 </go:gDocsCustomXmlDataStorage>
 </file>
 
